--- a/rapports/2026-06-09/rapport_hebdo_2026-06-09.docx
+++ b/rapports/2026-06-09/rapport_hebdo_2026-06-09.docx
@@ -67,9 +67,16 @@
     </w:p>
     <w:tbl>
       <w:tblPr>
-        <w:tblStyle w:val="TableGrid"/>
         <w:tblW w:type="auto" w:w="0"/>
         <w:tblLook w:firstColumn="1" w:firstRow="1" w:lastColumn="0" w:lastRow="0" w:noHBand="0" w:noVBand="1" w:val="04A0"/>
+        <w:tblBorders>
+          <w:top w:val="single" w:sz="4" w:space="0" w:color="D9D9D9"/>
+          <w:bottom w:val="single" w:sz="4" w:space="0" w:color="D9D9D9"/>
+          <w:insideH w:val="single" w:sz="4" w:space="0" w:color="D9D9D9"/>
+          <w:left w:val="none"/>
+          <w:right w:val="none"/>
+          <w:insideV w:val="none"/>
+        </w:tblBorders>
       </w:tblPr>
       <w:tblGrid>
         <w:gridCol w:w="1728"/>
@@ -2703,9 +2710,16 @@
     </w:p>
     <w:tbl>
       <w:tblPr>
-        <w:tblStyle w:val="TableGrid"/>
         <w:tblW w:type="auto" w:w="0"/>
         <w:tblLook w:firstColumn="1" w:firstRow="1" w:lastColumn="0" w:lastRow="0" w:noHBand="0" w:noVBand="1" w:val="04A0"/>
+        <w:tblBorders>
+          <w:top w:val="single" w:sz="4" w:space="0" w:color="D9D9D9"/>
+          <w:bottom w:val="single" w:sz="4" w:space="0" w:color="D9D9D9"/>
+          <w:insideH w:val="single" w:sz="4" w:space="0" w:color="D9D9D9"/>
+          <w:left w:val="none"/>
+          <w:right w:val="none"/>
+          <w:insideV w:val="none"/>
+        </w:tblBorders>
       </w:tblPr>
       <w:tblGrid>
         <w:gridCol w:w="2160"/>
@@ -4832,9 +4846,16 @@
     </w:p>
     <w:tbl>
       <w:tblPr>
-        <w:tblStyle w:val="TableGrid"/>
         <w:tblW w:type="auto" w:w="0"/>
         <w:tblLook w:firstColumn="1" w:firstRow="1" w:lastColumn="0" w:lastRow="0" w:noHBand="0" w:noVBand="1" w:val="04A0"/>
+        <w:tblBorders>
+          <w:top w:val="single" w:sz="4" w:space="0" w:color="D9D9D9"/>
+          <w:bottom w:val="single" w:sz="4" w:space="0" w:color="D9D9D9"/>
+          <w:insideH w:val="single" w:sz="4" w:space="0" w:color="D9D9D9"/>
+          <w:left w:val="none"/>
+          <w:right w:val="none"/>
+          <w:insideV w:val="none"/>
+        </w:tblBorders>
       </w:tblPr>
       <w:tblGrid>
         <w:gridCol w:w="2880"/>
@@ -5002,9 +5023,16 @@
     </w:p>
     <w:tbl>
       <w:tblPr>
-        <w:tblStyle w:val="TableGrid"/>
         <w:tblW w:type="auto" w:w="0"/>
         <w:tblLook w:firstColumn="1" w:firstRow="1" w:lastColumn="0" w:lastRow="0" w:noHBand="0" w:noVBand="1" w:val="04A0"/>
+        <w:tblBorders>
+          <w:top w:val="single" w:sz="4" w:space="0" w:color="D9D9D9"/>
+          <w:bottom w:val="single" w:sz="4" w:space="0" w:color="D9D9D9"/>
+          <w:insideH w:val="single" w:sz="4" w:space="0" w:color="D9D9D9"/>
+          <w:left w:val="none"/>
+          <w:right w:val="none"/>
+          <w:insideV w:val="none"/>
+        </w:tblBorders>
       </w:tblPr>
       <w:tblGrid>
         <w:gridCol w:w="2880"/>
@@ -6663,9 +6691,16 @@
     </w:p>
     <w:tbl>
       <w:tblPr>
-        <w:tblStyle w:val="TableGrid"/>
         <w:tblW w:type="auto" w:w="0"/>
         <w:tblLook w:firstColumn="1" w:firstRow="1" w:lastColumn="0" w:lastRow="0" w:noHBand="0" w:noVBand="1" w:val="04A0"/>
+        <w:tblBorders>
+          <w:top w:val="single" w:sz="4" w:space="0" w:color="D9D9D9"/>
+          <w:bottom w:val="single" w:sz="4" w:space="0" w:color="D9D9D9"/>
+          <w:insideH w:val="single" w:sz="4" w:space="0" w:color="D9D9D9"/>
+          <w:left w:val="none"/>
+          <w:right w:val="none"/>
+          <w:insideV w:val="none"/>
+        </w:tblBorders>
       </w:tblPr>
       <w:tblGrid>
         <w:gridCol w:w="2160"/>
@@ -7775,9 +7810,16 @@
     </w:p>
     <w:tbl>
       <w:tblPr>
-        <w:tblStyle w:val="TableGrid"/>
         <w:tblW w:type="auto" w:w="0"/>
         <w:tblLook w:firstColumn="1" w:firstRow="1" w:lastColumn="0" w:lastRow="0" w:noHBand="0" w:noVBand="1" w:val="04A0"/>
+        <w:tblBorders>
+          <w:top w:val="single" w:sz="4" w:space="0" w:color="D9D9D9"/>
+          <w:bottom w:val="single" w:sz="4" w:space="0" w:color="D9D9D9"/>
+          <w:insideH w:val="single" w:sz="4" w:space="0" w:color="D9D9D9"/>
+          <w:left w:val="none"/>
+          <w:right w:val="none"/>
+          <w:insideV w:val="none"/>
+        </w:tblBorders>
       </w:tblPr>
       <w:tblGrid>
         <w:gridCol w:w="2160"/>
@@ -9904,9 +9946,16 @@
     </w:p>
     <w:tbl>
       <w:tblPr>
-        <w:tblStyle w:val="TableGrid"/>
         <w:tblW w:type="auto" w:w="0"/>
         <w:tblLook w:firstColumn="1" w:firstRow="1" w:lastColumn="0" w:lastRow="0" w:noHBand="0" w:noVBand="1" w:val="04A0"/>
+        <w:tblBorders>
+          <w:top w:val="single" w:sz="4" w:space="0" w:color="D9D9D9"/>
+          <w:bottom w:val="single" w:sz="4" w:space="0" w:color="D9D9D9"/>
+          <w:insideH w:val="single" w:sz="4" w:space="0" w:color="D9D9D9"/>
+          <w:left w:val="none"/>
+          <w:right w:val="none"/>
+          <w:insideV w:val="none"/>
+        </w:tblBorders>
       </w:tblPr>
       <w:tblGrid>
         <w:gridCol w:w="2160"/>
@@ -11005,9 +11054,16 @@
     </w:p>
     <w:tbl>
       <w:tblPr>
-        <w:tblStyle w:val="TableGrid"/>
         <w:tblW w:type="auto" w:w="0"/>
         <w:tblLook w:firstColumn="1" w:firstRow="1" w:lastColumn="0" w:lastRow="0" w:noHBand="0" w:noVBand="1" w:val="04A0"/>
+        <w:tblBorders>
+          <w:top w:val="single" w:sz="4" w:space="0" w:color="D9D9D9"/>
+          <w:bottom w:val="single" w:sz="4" w:space="0" w:color="D9D9D9"/>
+          <w:insideH w:val="single" w:sz="4" w:space="0" w:color="D9D9D9"/>
+          <w:left w:val="none"/>
+          <w:right w:val="none"/>
+          <w:insideV w:val="none"/>
+        </w:tblBorders>
       </w:tblPr>
       <w:tblGrid>
         <w:gridCol w:w="4320"/>
@@ -11588,9 +11644,16 @@
     </w:p>
     <w:tbl>
       <w:tblPr>
-        <w:tblStyle w:val="TableGrid"/>
         <w:tblW w:type="auto" w:w="0"/>
         <w:tblLook w:firstColumn="1" w:firstRow="1" w:lastColumn="0" w:lastRow="0" w:noHBand="0" w:noVBand="1" w:val="04A0"/>
+        <w:tblBorders>
+          <w:top w:val="single" w:sz="4" w:space="0" w:color="D9D9D9"/>
+          <w:bottom w:val="single" w:sz="4" w:space="0" w:color="D9D9D9"/>
+          <w:insideH w:val="single" w:sz="4" w:space="0" w:color="D9D9D9"/>
+          <w:left w:val="none"/>
+          <w:right w:val="none"/>
+          <w:insideV w:val="none"/>
+        </w:tblBorders>
       </w:tblPr>
       <w:tblGrid>
         <w:gridCol w:w="2880"/>
@@ -12430,9 +12493,16 @@
     </w:p>
     <w:tbl>
       <w:tblPr>
-        <w:tblStyle w:val="TableGrid"/>
         <w:tblW w:type="auto" w:w="0"/>
         <w:tblLook w:firstColumn="1" w:firstRow="1" w:lastColumn="0" w:lastRow="0" w:noHBand="0" w:noVBand="1" w:val="04A0"/>
+        <w:tblBorders>
+          <w:top w:val="single" w:sz="4" w:space="0" w:color="D9D9D9"/>
+          <w:bottom w:val="single" w:sz="4" w:space="0" w:color="D9D9D9"/>
+          <w:insideH w:val="single" w:sz="4" w:space="0" w:color="D9D9D9"/>
+          <w:left w:val="none"/>
+          <w:right w:val="none"/>
+          <w:insideV w:val="none"/>
+        </w:tblBorders>
       </w:tblPr>
       <w:tblGrid>
         <w:gridCol w:w="2880"/>
@@ -13272,9 +13342,16 @@
     </w:p>
     <w:tbl>
       <w:tblPr>
-        <w:tblStyle w:val="TableGrid"/>
         <w:tblW w:type="auto" w:w="0"/>
         <w:tblLook w:firstColumn="1" w:firstRow="1" w:lastColumn="0" w:lastRow="0" w:noHBand="0" w:noVBand="1" w:val="04A0"/>
+        <w:tblBorders>
+          <w:top w:val="single" w:sz="4" w:space="0" w:color="D9D9D9"/>
+          <w:bottom w:val="single" w:sz="4" w:space="0" w:color="D9D9D9"/>
+          <w:insideH w:val="single" w:sz="4" w:space="0" w:color="D9D9D9"/>
+          <w:left w:val="none"/>
+          <w:right w:val="none"/>
+          <w:insideV w:val="none"/>
+        </w:tblBorders>
       </w:tblPr>
       <w:tblGrid>
         <w:gridCol w:w="1728"/>
@@ -14651,9 +14728,16 @@
     </w:p>
     <w:tbl>
       <w:tblPr>
-        <w:tblStyle w:val="TableGrid"/>
         <w:tblW w:type="auto" w:w="0"/>
         <w:tblLook w:firstColumn="1" w:firstRow="1" w:lastColumn="0" w:lastRow="0" w:noHBand="0" w:noVBand="1" w:val="04A0"/>
+        <w:tblBorders>
+          <w:top w:val="single" w:sz="4" w:space="0" w:color="D9D9D9"/>
+          <w:bottom w:val="single" w:sz="4" w:space="0" w:color="D9D9D9"/>
+          <w:insideH w:val="single" w:sz="4" w:space="0" w:color="D9D9D9"/>
+          <w:left w:val="none"/>
+          <w:right w:val="none"/>
+          <w:insideV w:val="none"/>
+        </w:tblBorders>
       </w:tblPr>
       <w:tblGrid>
         <w:gridCol w:w="2160"/>
@@ -15752,9 +15836,16 @@
     </w:p>
     <w:tbl>
       <w:tblPr>
-        <w:tblStyle w:val="TableGrid"/>
         <w:tblW w:type="auto" w:w="0"/>
         <w:tblLook w:firstColumn="1" w:firstRow="1" w:lastColumn="0" w:lastRow="0" w:noHBand="0" w:noVBand="1" w:val="04A0"/>
+        <w:tblBorders>
+          <w:top w:val="single" w:sz="4" w:space="0" w:color="D9D9D9"/>
+          <w:bottom w:val="single" w:sz="4" w:space="0" w:color="D9D9D9"/>
+          <w:insideH w:val="single" w:sz="4" w:space="0" w:color="D9D9D9"/>
+          <w:left w:val="none"/>
+          <w:right w:val="none"/>
+          <w:insideV w:val="none"/>
+        </w:tblBorders>
       </w:tblPr>
       <w:tblGrid>
         <w:gridCol w:w="2880"/>
@@ -17374,9 +17465,16 @@
     </w:p>
     <w:tbl>
       <w:tblPr>
-        <w:tblStyle w:val="TableGrid"/>
         <w:tblW w:type="auto" w:w="0"/>
         <w:tblLook w:firstColumn="1" w:firstRow="1" w:lastColumn="0" w:lastRow="0" w:noHBand="0" w:noVBand="1" w:val="04A0"/>
+        <w:tblBorders>
+          <w:top w:val="single" w:sz="4" w:space="0" w:color="D9D9D9"/>
+          <w:bottom w:val="single" w:sz="4" w:space="0" w:color="D9D9D9"/>
+          <w:insideH w:val="single" w:sz="4" w:space="0" w:color="D9D9D9"/>
+          <w:left w:val="none"/>
+          <w:right w:val="none"/>
+          <w:insideV w:val="none"/>
+        </w:tblBorders>
       </w:tblPr>
       <w:tblGrid>
         <w:gridCol w:w="1234"/>
@@ -23124,9 +23222,16 @@
     </w:p>
     <w:tbl>
       <w:tblPr>
-        <w:tblStyle w:val="TableGrid"/>
         <w:tblW w:type="auto" w:w="0"/>
         <w:tblLook w:firstColumn="1" w:firstRow="1" w:lastColumn="0" w:lastRow="0" w:noHBand="0" w:noVBand="1" w:val="04A0"/>
+        <w:tblBorders>
+          <w:top w:val="single" w:sz="4" w:space="0" w:color="D9D9D9"/>
+          <w:bottom w:val="single" w:sz="4" w:space="0" w:color="D9D9D9"/>
+          <w:insideH w:val="single" w:sz="4" w:space="0" w:color="D9D9D9"/>
+          <w:left w:val="none"/>
+          <w:right w:val="none"/>
+          <w:insideV w:val="none"/>
+        </w:tblBorders>
       </w:tblPr>
       <w:tblGrid>
         <w:gridCol w:w="2160"/>
@@ -24241,9 +24346,16 @@
     </w:p>
     <w:tbl>
       <w:tblPr>
-        <w:tblStyle w:val="TableGrid"/>
         <w:tblW w:type="auto" w:w="0"/>
         <w:tblLook w:firstColumn="1" w:firstRow="1" w:lastColumn="0" w:lastRow="0" w:noHBand="0" w:noVBand="1" w:val="04A0"/>
+        <w:tblBorders>
+          <w:top w:val="single" w:sz="4" w:space="0" w:color="D9D9D9"/>
+          <w:bottom w:val="single" w:sz="4" w:space="0" w:color="D9D9D9"/>
+          <w:insideH w:val="single" w:sz="4" w:space="0" w:color="D9D9D9"/>
+          <w:left w:val="none"/>
+          <w:right w:val="none"/>
+          <w:insideV w:val="none"/>
+        </w:tblBorders>
       </w:tblPr>
       <w:tblGrid>
         <w:gridCol w:w="1234"/>
@@ -26119,9 +26231,16 @@
     </w:p>
     <w:tbl>
       <w:tblPr>
-        <w:tblStyle w:val="TableGrid"/>
         <w:tblW w:type="auto" w:w="0"/>
         <w:tblLook w:firstColumn="1" w:firstRow="1" w:lastColumn="0" w:lastRow="0" w:noHBand="0" w:noVBand="1" w:val="04A0"/>
+        <w:tblBorders>
+          <w:top w:val="single" w:sz="4" w:space="0" w:color="D9D9D9"/>
+          <w:bottom w:val="single" w:sz="4" w:space="0" w:color="D9D9D9"/>
+          <w:insideH w:val="single" w:sz="4" w:space="0" w:color="D9D9D9"/>
+          <w:left w:val="none"/>
+          <w:right w:val="none"/>
+          <w:insideV w:val="none"/>
+        </w:tblBorders>
       </w:tblPr>
       <w:tblGrid>
         <w:gridCol w:w="2160"/>
@@ -27220,9 +27339,16 @@
     </w:p>
     <w:tbl>
       <w:tblPr>
-        <w:tblStyle w:val="TableGrid"/>
         <w:tblW w:type="auto" w:w="0"/>
         <w:tblLook w:firstColumn="1" w:firstRow="1" w:lastColumn="0" w:lastRow="0" w:noHBand="0" w:noVBand="1" w:val="04A0"/>
+        <w:tblBorders>
+          <w:top w:val="single" w:sz="4" w:space="0" w:color="D9D9D9"/>
+          <w:bottom w:val="single" w:sz="4" w:space="0" w:color="D9D9D9"/>
+          <w:insideH w:val="single" w:sz="4" w:space="0" w:color="D9D9D9"/>
+          <w:left w:val="none"/>
+          <w:right w:val="none"/>
+          <w:insideV w:val="none"/>
+        </w:tblBorders>
       </w:tblPr>
       <w:tblGrid>
         <w:gridCol w:w="1728"/>
@@ -28580,9 +28706,16 @@
     </w:p>
     <w:tbl>
       <w:tblPr>
-        <w:tblStyle w:val="TableGrid"/>
         <w:tblW w:type="auto" w:w="0"/>
         <w:tblLook w:firstColumn="1" w:firstRow="1" w:lastColumn="0" w:lastRow="0" w:noHBand="0" w:noVBand="1" w:val="04A0"/>
+        <w:tblBorders>
+          <w:top w:val="single" w:sz="4" w:space="0" w:color="D9D9D9"/>
+          <w:bottom w:val="single" w:sz="4" w:space="0" w:color="D9D9D9"/>
+          <w:insideH w:val="single" w:sz="4" w:space="0" w:color="D9D9D9"/>
+          <w:left w:val="none"/>
+          <w:right w:val="none"/>
+          <w:insideV w:val="none"/>
+        </w:tblBorders>
       </w:tblPr>
       <w:tblGrid>
         <w:gridCol w:w="1728"/>
@@ -29938,7 +30071,7 @@
           <w:color w:val="64748B"/>
           <w:sz w:val="16"/>
         </w:rPr>
-        <w:t>Rapport généré automatiquement le 2026-06-10 14:57</w:t>
+        <w:t>Rapport généré automatiquement le 2026-06-10 15:18</w:t>
       </w:r>
     </w:p>
     <w:sectPr>

--- a/rapports/2026-06-09/rapport_hebdo_2026-06-09.docx
+++ b/rapports/2026-06-09/rapport_hebdo_2026-06-09.docx
@@ -192,7 +192,7 @@
               <w:rPr>
                 <w:sz w:val="18"/>
               </w:rPr>
-              <w:t>9</w:t>
+              <w:t>10</w:t>
             </w:r>
           </w:p>
         </w:tc>
@@ -234,7 +234,7 @@
               <w:rPr>
                 <w:sz w:val="18"/>
               </w:rPr>
-              <w:t>33,3</w:t>
+              <w:t>30</w:t>
             </w:r>
           </w:p>
         </w:tc>
@@ -264,7 +264,7 @@
               <w:rPr>
                 <w:sz w:val="18"/>
               </w:rPr>
-              <w:t>9</w:t>
+              <w:t>10</w:t>
             </w:r>
           </w:p>
         </w:tc>
@@ -306,7 +306,7 @@
               <w:rPr>
                 <w:sz w:val="18"/>
               </w:rPr>
-              <w:t>22,2</w:t>
+              <w:t>20</w:t>
             </w:r>
           </w:p>
         </w:tc>
@@ -336,7 +336,7 @@
               <w:rPr>
                 <w:sz w:val="18"/>
               </w:rPr>
-              <w:t>9</w:t>
+              <w:t>10</w:t>
             </w:r>
           </w:p>
         </w:tc>
@@ -378,7 +378,7 @@
               <w:rPr>
                 <w:sz w:val="18"/>
               </w:rPr>
-              <w:t>22,2</w:t>
+              <w:t>20</w:t>
             </w:r>
           </w:p>
         </w:tc>
@@ -408,7 +408,7 @@
               <w:rPr>
                 <w:sz w:val="18"/>
               </w:rPr>
-              <w:t>9</w:t>
+              <w:t>10</w:t>
             </w:r>
           </w:p>
         </w:tc>
@@ -450,7 +450,7 @@
               <w:rPr>
                 <w:sz w:val="18"/>
               </w:rPr>
-              <w:t>22,2</w:t>
+              <w:t>20</w:t>
             </w:r>
           </w:p>
         </w:tc>
@@ -480,7 +480,7 @@
               <w:rPr>
                 <w:sz w:val="18"/>
               </w:rPr>
-              <w:t>9</w:t>
+              <w:t>10</w:t>
             </w:r>
           </w:p>
         </w:tc>
@@ -522,7 +522,7 @@
               <w:rPr>
                 <w:sz w:val="18"/>
               </w:rPr>
-              <w:t>22,2</w:t>
+              <w:t>20</w:t>
             </w:r>
           </w:p>
         </w:tc>
@@ -552,7 +552,7 @@
               <w:rPr>
                 <w:sz w:val="18"/>
               </w:rPr>
-              <w:t>9</w:t>
+              <w:t>10</w:t>
             </w:r>
           </w:p>
         </w:tc>
@@ -594,7 +594,7 @@
               <w:rPr>
                 <w:sz w:val="18"/>
               </w:rPr>
-              <w:t>22,2</w:t>
+              <w:t>20</w:t>
             </w:r>
           </w:p>
         </w:tc>
@@ -624,7 +624,7 @@
               <w:rPr>
                 <w:sz w:val="18"/>
               </w:rPr>
-              <w:t>9</w:t>
+              <w:t>10</w:t>
             </w:r>
           </w:p>
         </w:tc>
@@ -666,7 +666,7 @@
               <w:rPr>
                 <w:sz w:val="18"/>
               </w:rPr>
-              <w:t>22,2</w:t>
+              <w:t>20</w:t>
             </w:r>
           </w:p>
         </w:tc>
@@ -696,7 +696,7 @@
               <w:rPr>
                 <w:sz w:val="18"/>
               </w:rPr>
-              <w:t>9</w:t>
+              <w:t>10</w:t>
             </w:r>
           </w:p>
         </w:tc>
@@ -738,7 +738,7 @@
               <w:rPr>
                 <w:sz w:val="18"/>
               </w:rPr>
-              <w:t>22,2</w:t>
+              <w:t>20</w:t>
             </w:r>
           </w:p>
         </w:tc>
@@ -768,7 +768,7 @@
               <w:rPr>
                 <w:sz w:val="18"/>
               </w:rPr>
-              <w:t>9</w:t>
+              <w:t>10</w:t>
             </w:r>
           </w:p>
         </w:tc>
@@ -810,7 +810,7 @@
               <w:rPr>
                 <w:sz w:val="18"/>
               </w:rPr>
-              <w:t>22,2</w:t>
+              <w:t>20</w:t>
             </w:r>
           </w:p>
         </w:tc>
@@ -840,7 +840,7 @@
               <w:rPr>
                 <w:sz w:val="18"/>
               </w:rPr>
-              <w:t>9</w:t>
+              <w:t>10</w:t>
             </w:r>
           </w:p>
         </w:tc>
@@ -882,7 +882,7 @@
               <w:rPr>
                 <w:sz w:val="18"/>
               </w:rPr>
-              <w:t>22,2</w:t>
+              <w:t>20</w:t>
             </w:r>
           </w:p>
         </w:tc>
@@ -912,7 +912,7 @@
               <w:rPr>
                 <w:sz w:val="18"/>
               </w:rPr>
-              <w:t>9</w:t>
+              <w:t>10</w:t>
             </w:r>
           </w:p>
         </w:tc>
@@ -954,7 +954,7 @@
               <w:rPr>
                 <w:sz w:val="18"/>
               </w:rPr>
-              <w:t>22,2</w:t>
+              <w:t>20</w:t>
             </w:r>
           </w:p>
         </w:tc>
@@ -984,7 +984,7 @@
               <w:rPr>
                 <w:sz w:val="18"/>
               </w:rPr>
-              <w:t>9</w:t>
+              <w:t>10</w:t>
             </w:r>
           </w:p>
         </w:tc>
@@ -1026,7 +1026,7 @@
               <w:rPr>
                 <w:sz w:val="18"/>
               </w:rPr>
-              <w:t>22,2</w:t>
+              <w:t>20</w:t>
             </w:r>
           </w:p>
         </w:tc>
@@ -1056,7 +1056,7 @@
               <w:rPr>
                 <w:sz w:val="18"/>
               </w:rPr>
-              <w:t>9</w:t>
+              <w:t>10</w:t>
             </w:r>
           </w:p>
         </w:tc>
@@ -1098,7 +1098,7 @@
               <w:rPr>
                 <w:sz w:val="18"/>
               </w:rPr>
-              <w:t>22,2</w:t>
+              <w:t>20</w:t>
             </w:r>
           </w:p>
         </w:tc>
@@ -1128,7 +1128,7 @@
               <w:rPr>
                 <w:sz w:val="18"/>
               </w:rPr>
-              <w:t>9</w:t>
+              <w:t>10</w:t>
             </w:r>
           </w:p>
         </w:tc>
@@ -1170,7 +1170,7 @@
               <w:rPr>
                 <w:sz w:val="18"/>
               </w:rPr>
-              <w:t>22,2</w:t>
+              <w:t>20</w:t>
             </w:r>
           </w:p>
         </w:tc>
@@ -1200,7 +1200,7 @@
               <w:rPr>
                 <w:sz w:val="18"/>
               </w:rPr>
-              <w:t>9</w:t>
+              <w:t>10</w:t>
             </w:r>
           </w:p>
         </w:tc>
@@ -1242,7 +1242,7 @@
               <w:rPr>
                 <w:sz w:val="18"/>
               </w:rPr>
-              <w:t>22,2</w:t>
+              <w:t>20</w:t>
             </w:r>
           </w:p>
         </w:tc>
@@ -1272,7 +1272,7 @@
               <w:rPr>
                 <w:sz w:val="18"/>
               </w:rPr>
-              <w:t>9</w:t>
+              <w:t>10</w:t>
             </w:r>
           </w:p>
         </w:tc>
@@ -1314,7 +1314,7 @@
               <w:rPr>
                 <w:sz w:val="18"/>
               </w:rPr>
-              <w:t>22,2</w:t>
+              <w:t>20</w:t>
             </w:r>
           </w:p>
         </w:tc>
@@ -1344,7 +1344,7 @@
               <w:rPr>
                 <w:sz w:val="18"/>
               </w:rPr>
-              <w:t>9</w:t>
+              <w:t>10</w:t>
             </w:r>
           </w:p>
         </w:tc>
@@ -1386,7 +1386,7 @@
               <w:rPr>
                 <w:sz w:val="18"/>
               </w:rPr>
-              <w:t>22,2</w:t>
+              <w:t>20</w:t>
             </w:r>
           </w:p>
         </w:tc>
@@ -1416,7 +1416,7 @@
               <w:rPr>
                 <w:sz w:val="18"/>
               </w:rPr>
-              <w:t>9</w:t>
+              <w:t>10</w:t>
             </w:r>
           </w:p>
         </w:tc>
@@ -1458,7 +1458,7 @@
               <w:rPr>
                 <w:sz w:val="18"/>
               </w:rPr>
-              <w:t>22,2</w:t>
+              <w:t>20</w:t>
             </w:r>
           </w:p>
         </w:tc>
@@ -1488,7 +1488,7 @@
               <w:rPr>
                 <w:sz w:val="18"/>
               </w:rPr>
-              <w:t>9</w:t>
+              <w:t>10</w:t>
             </w:r>
           </w:p>
         </w:tc>
@@ -1530,7 +1530,7 @@
               <w:rPr>
                 <w:sz w:val="18"/>
               </w:rPr>
-              <w:t>22,2</w:t>
+              <w:t>20</w:t>
             </w:r>
           </w:p>
         </w:tc>
@@ -1560,7 +1560,7 @@
               <w:rPr>
                 <w:sz w:val="18"/>
               </w:rPr>
-              <w:t>9</w:t>
+              <w:t>10</w:t>
             </w:r>
           </w:p>
         </w:tc>
@@ -1602,7 +1602,7 @@
               <w:rPr>
                 <w:sz w:val="18"/>
               </w:rPr>
-              <w:t>22,2</w:t>
+              <w:t>20</w:t>
             </w:r>
           </w:p>
         </w:tc>
@@ -1632,7 +1632,7 @@
               <w:rPr>
                 <w:sz w:val="18"/>
               </w:rPr>
-              <w:t>9</w:t>
+              <w:t>10</w:t>
             </w:r>
           </w:p>
         </w:tc>
@@ -1674,7 +1674,7 @@
               <w:rPr>
                 <w:sz w:val="18"/>
               </w:rPr>
-              <w:t>22,2</w:t>
+              <w:t>20</w:t>
             </w:r>
           </w:p>
         </w:tc>
@@ -1704,7 +1704,7 @@
               <w:rPr>
                 <w:sz w:val="18"/>
               </w:rPr>
-              <w:t>9</w:t>
+              <w:t>10</w:t>
             </w:r>
           </w:p>
         </w:tc>
@@ -1746,7 +1746,7 @@
               <w:rPr>
                 <w:sz w:val="18"/>
               </w:rPr>
-              <w:t>22,2</w:t>
+              <w:t>20</w:t>
             </w:r>
           </w:p>
         </w:tc>
@@ -1776,7 +1776,7 @@
               <w:rPr>
                 <w:sz w:val="18"/>
               </w:rPr>
-              <w:t>9</w:t>
+              <w:t>10</w:t>
             </w:r>
           </w:p>
         </w:tc>
@@ -1818,7 +1818,7 @@
               <w:rPr>
                 <w:sz w:val="18"/>
               </w:rPr>
-              <w:t>22,2</w:t>
+              <w:t>20</w:t>
             </w:r>
           </w:p>
         </w:tc>
@@ -1848,7 +1848,7 @@
               <w:rPr>
                 <w:sz w:val="18"/>
               </w:rPr>
-              <w:t>9</w:t>
+              <w:t>10</w:t>
             </w:r>
           </w:p>
         </w:tc>
@@ -1890,7 +1890,7 @@
               <w:rPr>
                 <w:sz w:val="18"/>
               </w:rPr>
-              <w:t>22,2</w:t>
+              <w:t>20</w:t>
             </w:r>
           </w:p>
         </w:tc>
@@ -1920,7 +1920,7 @@
               <w:rPr>
                 <w:sz w:val="18"/>
               </w:rPr>
-              <w:t>9</w:t>
+              <w:t>10</w:t>
             </w:r>
           </w:p>
         </w:tc>
@@ -1962,7 +1962,7 @@
               <w:rPr>
                 <w:sz w:val="18"/>
               </w:rPr>
-              <w:t>22,2</w:t>
+              <w:t>20</w:t>
             </w:r>
           </w:p>
         </w:tc>
@@ -1992,7 +1992,7 @@
               <w:rPr>
                 <w:sz w:val="18"/>
               </w:rPr>
-              <w:t>9</w:t>
+              <w:t>10</w:t>
             </w:r>
           </w:p>
         </w:tc>
@@ -2034,7 +2034,7 @@
               <w:rPr>
                 <w:sz w:val="18"/>
               </w:rPr>
-              <w:t>22,2</w:t>
+              <w:t>20</w:t>
             </w:r>
           </w:p>
         </w:tc>
@@ -2064,7 +2064,7 @@
               <w:rPr>
                 <w:sz w:val="18"/>
               </w:rPr>
-              <w:t>9</w:t>
+              <w:t>10</w:t>
             </w:r>
           </w:p>
         </w:tc>
@@ -2106,7 +2106,7 @@
               <w:rPr>
                 <w:sz w:val="18"/>
               </w:rPr>
-              <w:t>22,2</w:t>
+              <w:t>20</w:t>
             </w:r>
           </w:p>
         </w:tc>
@@ -2136,7 +2136,7 @@
               <w:rPr>
                 <w:sz w:val="18"/>
               </w:rPr>
-              <w:t>9</w:t>
+              <w:t>10</w:t>
             </w:r>
           </w:p>
         </w:tc>
@@ -2178,7 +2178,7 @@
               <w:rPr>
                 <w:sz w:val="18"/>
               </w:rPr>
-              <w:t>11,1</w:t>
+              <w:t>10</w:t>
             </w:r>
           </w:p>
         </w:tc>
@@ -2208,7 +2208,7 @@
               <w:rPr>
                 <w:sz w:val="18"/>
               </w:rPr>
-              <w:t>9</w:t>
+              <w:t>10</w:t>
             </w:r>
           </w:p>
         </w:tc>
@@ -2250,7 +2250,7 @@
               <w:rPr>
                 <w:sz w:val="18"/>
               </w:rPr>
-              <w:t>11,1</w:t>
+              <w:t>10</w:t>
             </w:r>
           </w:p>
         </w:tc>
@@ -2280,7 +2280,7 @@
               <w:rPr>
                 <w:sz w:val="18"/>
               </w:rPr>
-              <w:t>9</w:t>
+              <w:t>10</w:t>
             </w:r>
           </w:p>
         </w:tc>
@@ -2322,7 +2322,7 @@
               <w:rPr>
                 <w:sz w:val="18"/>
               </w:rPr>
-              <w:t>11,1</w:t>
+              <w:t>10</w:t>
             </w:r>
           </w:p>
         </w:tc>
@@ -2352,7 +2352,7 @@
               <w:rPr>
                 <w:sz w:val="18"/>
               </w:rPr>
-              <w:t>9</w:t>
+              <w:t>10</w:t>
             </w:r>
           </w:p>
         </w:tc>
@@ -2394,7 +2394,7 @@
               <w:rPr>
                 <w:sz w:val="18"/>
               </w:rPr>
-              <w:t>11,1</w:t>
+              <w:t>10</w:t>
             </w:r>
           </w:p>
         </w:tc>
@@ -2424,7 +2424,7 @@
               <w:rPr>
                 <w:sz w:val="18"/>
               </w:rPr>
-              <w:t>9</w:t>
+              <w:t>10</w:t>
             </w:r>
           </w:p>
         </w:tc>
@@ -2466,7 +2466,7 @@
               <w:rPr>
                 <w:sz w:val="18"/>
               </w:rPr>
-              <w:t>11,1</w:t>
+              <w:t>10</w:t>
             </w:r>
           </w:p>
         </w:tc>
@@ -2496,7 +2496,7 @@
               <w:rPr>
                 <w:sz w:val="18"/>
               </w:rPr>
-              <w:t>9</w:t>
+              <w:t>10</w:t>
             </w:r>
           </w:p>
         </w:tc>
@@ -2538,7 +2538,7 @@
               <w:rPr>
                 <w:sz w:val="18"/>
               </w:rPr>
-              <w:t>11,1</w:t>
+              <w:t>10</w:t>
             </w:r>
           </w:p>
         </w:tc>
@@ -2568,7 +2568,7 @@
               <w:rPr>
                 <w:sz w:val="18"/>
               </w:rPr>
-              <w:t>9</w:t>
+              <w:t>10</w:t>
             </w:r>
           </w:p>
         </w:tc>
@@ -2610,7 +2610,7 @@
               <w:rPr>
                 <w:sz w:val="18"/>
               </w:rPr>
-              <w:t>11,1</w:t>
+              <w:t>10</w:t>
             </w:r>
           </w:p>
         </w:tc>
@@ -2640,7 +2640,7 @@
               <w:rPr>
                 <w:sz w:val="18"/>
               </w:rPr>
-              <w:t>9</w:t>
+              <w:t>10</w:t>
             </w:r>
           </w:p>
         </w:tc>
@@ -2832,21 +2832,21 @@
               <w:rPr>
                 <w:sz w:val="18"/>
               </w:rPr>
-              <w:t>108</w:t>
-            </w:r>
-          </w:p>
-        </w:tc>
-        <w:tc>
-          <w:tcPr>
-            <w:tcW w:type="dxa" w:w="2160"/>
-            <w:shd w:val="clear" w:color="auto" w:fill="FFFFFF"/>
-          </w:tcPr>
-          <w:p>
-            <w:r>
-              <w:rPr>
-                <w:sz w:val="18"/>
-              </w:rPr>
-              <w:t>22,2</w:t>
+              <w:t>120</w:t>
+            </w:r>
+          </w:p>
+        </w:tc>
+        <w:tc>
+          <w:tcPr>
+            <w:tcW w:type="dxa" w:w="2160"/>
+            <w:shd w:val="clear" w:color="auto" w:fill="FFFFFF"/>
+          </w:tcPr>
+          <w:p>
+            <w:r>
+              <w:rPr>
+                <w:sz w:val="18"/>
+              </w:rPr>
+              <w:t>20</w:t>
             </w:r>
           </w:p>
         </w:tc>
@@ -2890,21 +2890,21 @@
               <w:rPr>
                 <w:sz w:val="18"/>
               </w:rPr>
-              <w:t>108</w:t>
-            </w:r>
-          </w:p>
-        </w:tc>
-        <w:tc>
-          <w:tcPr>
-            <w:tcW w:type="dxa" w:w="2160"/>
-            <w:shd w:val="clear" w:color="auto" w:fill="F4F8F7"/>
-          </w:tcPr>
-          <w:p>
-            <w:r>
-              <w:rPr>
-                <w:sz w:val="18"/>
-              </w:rPr>
-              <w:t>22,2</w:t>
+              <w:t>120</w:t>
+            </w:r>
+          </w:p>
+        </w:tc>
+        <w:tc>
+          <w:tcPr>
+            <w:tcW w:type="dxa" w:w="2160"/>
+            <w:shd w:val="clear" w:color="auto" w:fill="F4F8F7"/>
+          </w:tcPr>
+          <w:p>
+            <w:r>
+              <w:rPr>
+                <w:sz w:val="18"/>
+              </w:rPr>
+              <w:t>20</w:t>
             </w:r>
           </w:p>
         </w:tc>
@@ -2948,21 +2948,21 @@
               <w:rPr>
                 <w:sz w:val="18"/>
               </w:rPr>
-              <w:t>108</w:t>
-            </w:r>
-          </w:p>
-        </w:tc>
-        <w:tc>
-          <w:tcPr>
-            <w:tcW w:type="dxa" w:w="2160"/>
-            <w:shd w:val="clear" w:color="auto" w:fill="FFFFFF"/>
-          </w:tcPr>
-          <w:p>
-            <w:r>
-              <w:rPr>
-                <w:sz w:val="18"/>
-              </w:rPr>
-              <w:t>22,2</w:t>
+              <w:t>120</w:t>
+            </w:r>
+          </w:p>
+        </w:tc>
+        <w:tc>
+          <w:tcPr>
+            <w:tcW w:type="dxa" w:w="2160"/>
+            <w:shd w:val="clear" w:color="auto" w:fill="FFFFFF"/>
+          </w:tcPr>
+          <w:p>
+            <w:r>
+              <w:rPr>
+                <w:sz w:val="18"/>
+              </w:rPr>
+              <w:t>20</w:t>
             </w:r>
           </w:p>
         </w:tc>
@@ -3006,21 +3006,21 @@
               <w:rPr>
                 <w:sz w:val="18"/>
               </w:rPr>
-              <w:t>108</w:t>
-            </w:r>
-          </w:p>
-        </w:tc>
-        <w:tc>
-          <w:tcPr>
-            <w:tcW w:type="dxa" w:w="2160"/>
-            <w:shd w:val="clear" w:color="auto" w:fill="F4F8F7"/>
-          </w:tcPr>
-          <w:p>
-            <w:r>
-              <w:rPr>
-                <w:sz w:val="18"/>
-              </w:rPr>
-              <w:t>22,2</w:t>
+              <w:t>120</w:t>
+            </w:r>
+          </w:p>
+        </w:tc>
+        <w:tc>
+          <w:tcPr>
+            <w:tcW w:type="dxa" w:w="2160"/>
+            <w:shd w:val="clear" w:color="auto" w:fill="F4F8F7"/>
+          </w:tcPr>
+          <w:p>
+            <w:r>
+              <w:rPr>
+                <w:sz w:val="18"/>
+              </w:rPr>
+              <w:t>20</w:t>
             </w:r>
           </w:p>
         </w:tc>
@@ -3064,21 +3064,21 @@
               <w:rPr>
                 <w:sz w:val="18"/>
               </w:rPr>
-              <w:t>108</w:t>
-            </w:r>
-          </w:p>
-        </w:tc>
-        <w:tc>
-          <w:tcPr>
-            <w:tcW w:type="dxa" w:w="2160"/>
-            <w:shd w:val="clear" w:color="auto" w:fill="FFFFFF"/>
-          </w:tcPr>
-          <w:p>
-            <w:r>
-              <w:rPr>
-                <w:sz w:val="18"/>
-              </w:rPr>
-              <w:t>21,3</w:t>
+              <w:t>120</w:t>
+            </w:r>
+          </w:p>
+        </w:tc>
+        <w:tc>
+          <w:tcPr>
+            <w:tcW w:type="dxa" w:w="2160"/>
+            <w:shd w:val="clear" w:color="auto" w:fill="FFFFFF"/>
+          </w:tcPr>
+          <w:p>
+            <w:r>
+              <w:rPr>
+                <w:sz w:val="18"/>
+              </w:rPr>
+              <w:t>19,2</w:t>
             </w:r>
           </w:p>
         </w:tc>
@@ -3122,21 +3122,21 @@
               <w:rPr>
                 <w:sz w:val="18"/>
               </w:rPr>
-              <w:t>108</w:t>
-            </w:r>
-          </w:p>
-        </w:tc>
-        <w:tc>
-          <w:tcPr>
-            <w:tcW w:type="dxa" w:w="2160"/>
-            <w:shd w:val="clear" w:color="auto" w:fill="F4F8F7"/>
-          </w:tcPr>
-          <w:p>
-            <w:r>
-              <w:rPr>
-                <w:sz w:val="18"/>
-              </w:rPr>
-              <w:t>21,3</w:t>
+              <w:t>120</w:t>
+            </w:r>
+          </w:p>
+        </w:tc>
+        <w:tc>
+          <w:tcPr>
+            <w:tcW w:type="dxa" w:w="2160"/>
+            <w:shd w:val="clear" w:color="auto" w:fill="F4F8F7"/>
+          </w:tcPr>
+          <w:p>
+            <w:r>
+              <w:rPr>
+                <w:sz w:val="18"/>
+              </w:rPr>
+              <w:t>19,2</w:t>
             </w:r>
           </w:p>
         </w:tc>
@@ -3180,21 +3180,21 @@
               <w:rPr>
                 <w:sz w:val="18"/>
               </w:rPr>
-              <w:t>108</w:t>
-            </w:r>
-          </w:p>
-        </w:tc>
-        <w:tc>
-          <w:tcPr>
-            <w:tcW w:type="dxa" w:w="2160"/>
-            <w:shd w:val="clear" w:color="auto" w:fill="FFFFFF"/>
-          </w:tcPr>
-          <w:p>
-            <w:r>
-              <w:rPr>
-                <w:sz w:val="18"/>
-              </w:rPr>
-              <w:t>21,3</w:t>
+              <w:t>120</w:t>
+            </w:r>
+          </w:p>
+        </w:tc>
+        <w:tc>
+          <w:tcPr>
+            <w:tcW w:type="dxa" w:w="2160"/>
+            <w:shd w:val="clear" w:color="auto" w:fill="FFFFFF"/>
+          </w:tcPr>
+          <w:p>
+            <w:r>
+              <w:rPr>
+                <w:sz w:val="18"/>
+              </w:rPr>
+              <w:t>19,2</w:t>
             </w:r>
           </w:p>
         </w:tc>
@@ -3238,21 +3238,21 @@
               <w:rPr>
                 <w:sz w:val="18"/>
               </w:rPr>
-              <w:t>108</w:t>
-            </w:r>
-          </w:p>
-        </w:tc>
-        <w:tc>
-          <w:tcPr>
-            <w:tcW w:type="dxa" w:w="2160"/>
-            <w:shd w:val="clear" w:color="auto" w:fill="F4F8F7"/>
-          </w:tcPr>
-          <w:p>
-            <w:r>
-              <w:rPr>
-                <w:sz w:val="18"/>
-              </w:rPr>
-              <w:t>21,3</w:t>
+              <w:t>120</w:t>
+            </w:r>
+          </w:p>
+        </w:tc>
+        <w:tc>
+          <w:tcPr>
+            <w:tcW w:type="dxa" w:w="2160"/>
+            <w:shd w:val="clear" w:color="auto" w:fill="F4F8F7"/>
+          </w:tcPr>
+          <w:p>
+            <w:r>
+              <w:rPr>
+                <w:sz w:val="18"/>
+              </w:rPr>
+              <w:t>19,2</w:t>
             </w:r>
           </w:p>
         </w:tc>
@@ -3296,21 +3296,21 @@
               <w:rPr>
                 <w:sz w:val="18"/>
               </w:rPr>
-              <w:t>108</w:t>
-            </w:r>
-          </w:p>
-        </w:tc>
-        <w:tc>
-          <w:tcPr>
-            <w:tcW w:type="dxa" w:w="2160"/>
-            <w:shd w:val="clear" w:color="auto" w:fill="FFFFFF"/>
-          </w:tcPr>
-          <w:p>
-            <w:r>
-              <w:rPr>
-                <w:sz w:val="18"/>
-              </w:rPr>
-              <w:t>21,3</w:t>
+              <w:t>120</w:t>
+            </w:r>
+          </w:p>
+        </w:tc>
+        <w:tc>
+          <w:tcPr>
+            <w:tcW w:type="dxa" w:w="2160"/>
+            <w:shd w:val="clear" w:color="auto" w:fill="FFFFFF"/>
+          </w:tcPr>
+          <w:p>
+            <w:r>
+              <w:rPr>
+                <w:sz w:val="18"/>
+              </w:rPr>
+              <w:t>19,2</w:t>
             </w:r>
           </w:p>
         </w:tc>
@@ -3354,21 +3354,21 @@
               <w:rPr>
                 <w:sz w:val="18"/>
               </w:rPr>
-              <w:t>108</w:t>
-            </w:r>
-          </w:p>
-        </w:tc>
-        <w:tc>
-          <w:tcPr>
-            <w:tcW w:type="dxa" w:w="2160"/>
-            <w:shd w:val="clear" w:color="auto" w:fill="F4F8F7"/>
-          </w:tcPr>
-          <w:p>
-            <w:r>
-              <w:rPr>
-                <w:sz w:val="18"/>
-              </w:rPr>
-              <w:t>20,4</w:t>
+              <w:t>120</w:t>
+            </w:r>
+          </w:p>
+        </w:tc>
+        <w:tc>
+          <w:tcPr>
+            <w:tcW w:type="dxa" w:w="2160"/>
+            <w:shd w:val="clear" w:color="auto" w:fill="F4F8F7"/>
+          </w:tcPr>
+          <w:p>
+            <w:r>
+              <w:rPr>
+                <w:sz w:val="18"/>
+              </w:rPr>
+              <w:t>18,3</w:t>
             </w:r>
           </w:p>
         </w:tc>
@@ -3412,21 +3412,21 @@
               <w:rPr>
                 <w:sz w:val="18"/>
               </w:rPr>
-              <w:t>108</w:t>
-            </w:r>
-          </w:p>
-        </w:tc>
-        <w:tc>
-          <w:tcPr>
-            <w:tcW w:type="dxa" w:w="2160"/>
-            <w:shd w:val="clear" w:color="auto" w:fill="FFFFFF"/>
-          </w:tcPr>
-          <w:p>
-            <w:r>
-              <w:rPr>
-                <w:sz w:val="18"/>
-              </w:rPr>
-              <w:t>20,4</w:t>
+              <w:t>120</w:t>
+            </w:r>
+          </w:p>
+        </w:tc>
+        <w:tc>
+          <w:tcPr>
+            <w:tcW w:type="dxa" w:w="2160"/>
+            <w:shd w:val="clear" w:color="auto" w:fill="FFFFFF"/>
+          </w:tcPr>
+          <w:p>
+            <w:r>
+              <w:rPr>
+                <w:sz w:val="18"/>
+              </w:rPr>
+              <w:t>18,3</w:t>
             </w:r>
           </w:p>
         </w:tc>
@@ -3470,21 +3470,21 @@
               <w:rPr>
                 <w:sz w:val="18"/>
               </w:rPr>
-              <w:t>108</w:t>
-            </w:r>
-          </w:p>
-        </w:tc>
-        <w:tc>
-          <w:tcPr>
-            <w:tcW w:type="dxa" w:w="2160"/>
-            <w:shd w:val="clear" w:color="auto" w:fill="F4F8F7"/>
-          </w:tcPr>
-          <w:p>
-            <w:r>
-              <w:rPr>
-                <w:sz w:val="18"/>
-              </w:rPr>
-              <w:t>20,4</w:t>
+              <w:t>120</w:t>
+            </w:r>
+          </w:p>
+        </w:tc>
+        <w:tc>
+          <w:tcPr>
+            <w:tcW w:type="dxa" w:w="2160"/>
+            <w:shd w:val="clear" w:color="auto" w:fill="F4F8F7"/>
+          </w:tcPr>
+          <w:p>
+            <w:r>
+              <w:rPr>
+                <w:sz w:val="18"/>
+              </w:rPr>
+              <w:t>18,3</w:t>
             </w:r>
           </w:p>
         </w:tc>
@@ -3528,21 +3528,21 @@
               <w:rPr>
                 <w:sz w:val="18"/>
               </w:rPr>
-              <w:t>108</w:t>
-            </w:r>
-          </w:p>
-        </w:tc>
-        <w:tc>
-          <w:tcPr>
-            <w:tcW w:type="dxa" w:w="2160"/>
-            <w:shd w:val="clear" w:color="auto" w:fill="FFFFFF"/>
-          </w:tcPr>
-          <w:p>
-            <w:r>
-              <w:rPr>
-                <w:sz w:val="18"/>
-              </w:rPr>
-              <w:t>20,4</w:t>
+              <w:t>120</w:t>
+            </w:r>
+          </w:p>
+        </w:tc>
+        <w:tc>
+          <w:tcPr>
+            <w:tcW w:type="dxa" w:w="2160"/>
+            <w:shd w:val="clear" w:color="auto" w:fill="FFFFFF"/>
+          </w:tcPr>
+          <w:p>
+            <w:r>
+              <w:rPr>
+                <w:sz w:val="18"/>
+              </w:rPr>
+              <w:t>18,3</w:t>
             </w:r>
           </w:p>
         </w:tc>
@@ -3586,21 +3586,21 @@
               <w:rPr>
                 <w:sz w:val="18"/>
               </w:rPr>
-              <w:t>108</w:t>
-            </w:r>
-          </w:p>
-        </w:tc>
-        <w:tc>
-          <w:tcPr>
-            <w:tcW w:type="dxa" w:w="2160"/>
-            <w:shd w:val="clear" w:color="auto" w:fill="F4F8F7"/>
-          </w:tcPr>
-          <w:p>
-            <w:r>
-              <w:rPr>
-                <w:sz w:val="18"/>
-              </w:rPr>
-              <w:t>20,4</w:t>
+              <w:t>120</w:t>
+            </w:r>
+          </w:p>
+        </w:tc>
+        <w:tc>
+          <w:tcPr>
+            <w:tcW w:type="dxa" w:w="2160"/>
+            <w:shd w:val="clear" w:color="auto" w:fill="F4F8F7"/>
+          </w:tcPr>
+          <w:p>
+            <w:r>
+              <w:rPr>
+                <w:sz w:val="18"/>
+              </w:rPr>
+              <w:t>18,3</w:t>
             </w:r>
           </w:p>
         </w:tc>
@@ -3644,21 +3644,21 @@
               <w:rPr>
                 <w:sz w:val="18"/>
               </w:rPr>
-              <w:t>108</w:t>
-            </w:r>
-          </w:p>
-        </w:tc>
-        <w:tc>
-          <w:tcPr>
-            <w:tcW w:type="dxa" w:w="2160"/>
-            <w:shd w:val="clear" w:color="auto" w:fill="FFFFFF"/>
-          </w:tcPr>
-          <w:p>
-            <w:r>
-              <w:rPr>
-                <w:sz w:val="18"/>
-              </w:rPr>
-              <w:t>20,4</w:t>
+              <w:t>120</w:t>
+            </w:r>
+          </w:p>
+        </w:tc>
+        <w:tc>
+          <w:tcPr>
+            <w:tcW w:type="dxa" w:w="2160"/>
+            <w:shd w:val="clear" w:color="auto" w:fill="FFFFFF"/>
+          </w:tcPr>
+          <w:p>
+            <w:r>
+              <w:rPr>
+                <w:sz w:val="18"/>
+              </w:rPr>
+              <w:t>18,3</w:t>
             </w:r>
           </w:p>
         </w:tc>
@@ -3702,21 +3702,21 @@
               <w:rPr>
                 <w:sz w:val="18"/>
               </w:rPr>
-              <w:t>108</w:t>
-            </w:r>
-          </w:p>
-        </w:tc>
-        <w:tc>
-          <w:tcPr>
-            <w:tcW w:type="dxa" w:w="2160"/>
-            <w:shd w:val="clear" w:color="auto" w:fill="F4F8F7"/>
-          </w:tcPr>
-          <w:p>
-            <w:r>
-              <w:rPr>
-                <w:sz w:val="18"/>
-              </w:rPr>
-              <w:t>20,4</w:t>
+              <w:t>120</w:t>
+            </w:r>
+          </w:p>
+        </w:tc>
+        <w:tc>
+          <w:tcPr>
+            <w:tcW w:type="dxa" w:w="2160"/>
+            <w:shd w:val="clear" w:color="auto" w:fill="F4F8F7"/>
+          </w:tcPr>
+          <w:p>
+            <w:r>
+              <w:rPr>
+                <w:sz w:val="18"/>
+              </w:rPr>
+              <w:t>18,3</w:t>
             </w:r>
           </w:p>
         </w:tc>
@@ -3760,21 +3760,21 @@
               <w:rPr>
                 <w:sz w:val="18"/>
               </w:rPr>
-              <w:t>108</w:t>
-            </w:r>
-          </w:p>
-        </w:tc>
-        <w:tc>
-          <w:tcPr>
-            <w:tcW w:type="dxa" w:w="2160"/>
-            <w:shd w:val="clear" w:color="auto" w:fill="FFFFFF"/>
-          </w:tcPr>
-          <w:p>
-            <w:r>
-              <w:rPr>
-                <w:sz w:val="18"/>
-              </w:rPr>
-              <w:t>20,4</w:t>
+              <w:t>120</w:t>
+            </w:r>
+          </w:p>
+        </w:tc>
+        <w:tc>
+          <w:tcPr>
+            <w:tcW w:type="dxa" w:w="2160"/>
+            <w:shd w:val="clear" w:color="auto" w:fill="FFFFFF"/>
+          </w:tcPr>
+          <w:p>
+            <w:r>
+              <w:rPr>
+                <w:sz w:val="18"/>
+              </w:rPr>
+              <w:t>18,3</w:t>
             </w:r>
           </w:p>
         </w:tc>
@@ -3818,21 +3818,21 @@
               <w:rPr>
                 <w:sz w:val="18"/>
               </w:rPr>
-              <w:t>108</w:t>
-            </w:r>
-          </w:p>
-        </w:tc>
-        <w:tc>
-          <w:tcPr>
-            <w:tcW w:type="dxa" w:w="2160"/>
-            <w:shd w:val="clear" w:color="auto" w:fill="F4F8F7"/>
-          </w:tcPr>
-          <w:p>
-            <w:r>
-              <w:rPr>
-                <w:sz w:val="18"/>
-              </w:rPr>
-              <w:t>20,4</w:t>
+              <w:t>120</w:t>
+            </w:r>
+          </w:p>
+        </w:tc>
+        <w:tc>
+          <w:tcPr>
+            <w:tcW w:type="dxa" w:w="2160"/>
+            <w:shd w:val="clear" w:color="auto" w:fill="F4F8F7"/>
+          </w:tcPr>
+          <w:p>
+            <w:r>
+              <w:rPr>
+                <w:sz w:val="18"/>
+              </w:rPr>
+              <w:t>18,3</w:t>
             </w:r>
           </w:p>
         </w:tc>
@@ -3876,21 +3876,21 @@
               <w:rPr>
                 <w:sz w:val="18"/>
               </w:rPr>
-              <w:t>108</w:t>
-            </w:r>
-          </w:p>
-        </w:tc>
-        <w:tc>
-          <w:tcPr>
-            <w:tcW w:type="dxa" w:w="2160"/>
-            <w:shd w:val="clear" w:color="auto" w:fill="FFFFFF"/>
-          </w:tcPr>
-          <w:p>
-            <w:r>
-              <w:rPr>
-                <w:sz w:val="18"/>
-              </w:rPr>
-              <w:t>19,4</w:t>
+              <w:t>120</w:t>
+            </w:r>
+          </w:p>
+        </w:tc>
+        <w:tc>
+          <w:tcPr>
+            <w:tcW w:type="dxa" w:w="2160"/>
+            <w:shd w:val="clear" w:color="auto" w:fill="FFFFFF"/>
+          </w:tcPr>
+          <w:p>
+            <w:r>
+              <w:rPr>
+                <w:sz w:val="18"/>
+              </w:rPr>
+              <w:t>17,5</w:t>
             </w:r>
           </w:p>
         </w:tc>
@@ -3934,21 +3934,21 @@
               <w:rPr>
                 <w:sz w:val="18"/>
               </w:rPr>
-              <w:t>108</w:t>
-            </w:r>
-          </w:p>
-        </w:tc>
-        <w:tc>
-          <w:tcPr>
-            <w:tcW w:type="dxa" w:w="2160"/>
-            <w:shd w:val="clear" w:color="auto" w:fill="F4F8F7"/>
-          </w:tcPr>
-          <w:p>
-            <w:r>
-              <w:rPr>
-                <w:sz w:val="18"/>
-              </w:rPr>
-              <w:t>19,4</w:t>
+              <w:t>120</w:t>
+            </w:r>
+          </w:p>
+        </w:tc>
+        <w:tc>
+          <w:tcPr>
+            <w:tcW w:type="dxa" w:w="2160"/>
+            <w:shd w:val="clear" w:color="auto" w:fill="F4F8F7"/>
+          </w:tcPr>
+          <w:p>
+            <w:r>
+              <w:rPr>
+                <w:sz w:val="18"/>
+              </w:rPr>
+              <w:t>17,5</w:t>
             </w:r>
           </w:p>
         </w:tc>
@@ -3992,21 +3992,21 @@
               <w:rPr>
                 <w:sz w:val="18"/>
               </w:rPr>
-              <w:t>108</w:t>
-            </w:r>
-          </w:p>
-        </w:tc>
-        <w:tc>
-          <w:tcPr>
-            <w:tcW w:type="dxa" w:w="2160"/>
-            <w:shd w:val="clear" w:color="auto" w:fill="FFFFFF"/>
-          </w:tcPr>
-          <w:p>
-            <w:r>
-              <w:rPr>
-                <w:sz w:val="18"/>
-              </w:rPr>
-              <w:t>19,4</w:t>
+              <w:t>120</w:t>
+            </w:r>
+          </w:p>
+        </w:tc>
+        <w:tc>
+          <w:tcPr>
+            <w:tcW w:type="dxa" w:w="2160"/>
+            <w:shd w:val="clear" w:color="auto" w:fill="FFFFFF"/>
+          </w:tcPr>
+          <w:p>
+            <w:r>
+              <w:rPr>
+                <w:sz w:val="18"/>
+              </w:rPr>
+              <w:t>17,5</w:t>
             </w:r>
           </w:p>
         </w:tc>
@@ -4050,21 +4050,21 @@
               <w:rPr>
                 <w:sz w:val="18"/>
               </w:rPr>
-              <w:t>108</w:t>
-            </w:r>
-          </w:p>
-        </w:tc>
-        <w:tc>
-          <w:tcPr>
-            <w:tcW w:type="dxa" w:w="2160"/>
-            <w:shd w:val="clear" w:color="auto" w:fill="F4F8F7"/>
-          </w:tcPr>
-          <w:p>
-            <w:r>
-              <w:rPr>
-                <w:sz w:val="18"/>
-              </w:rPr>
-              <w:t>19,4</w:t>
+              <w:t>120</w:t>
+            </w:r>
+          </w:p>
+        </w:tc>
+        <w:tc>
+          <w:tcPr>
+            <w:tcW w:type="dxa" w:w="2160"/>
+            <w:shd w:val="clear" w:color="auto" w:fill="F4F8F7"/>
+          </w:tcPr>
+          <w:p>
+            <w:r>
+              <w:rPr>
+                <w:sz w:val="18"/>
+              </w:rPr>
+              <w:t>17,5</w:t>
             </w:r>
           </w:p>
         </w:tc>
@@ -4108,21 +4108,21 @@
               <w:rPr>
                 <w:sz w:val="18"/>
               </w:rPr>
-              <w:t>108</w:t>
-            </w:r>
-          </w:p>
-        </w:tc>
-        <w:tc>
-          <w:tcPr>
-            <w:tcW w:type="dxa" w:w="2160"/>
-            <w:shd w:val="clear" w:color="auto" w:fill="FFFFFF"/>
-          </w:tcPr>
-          <w:p>
-            <w:r>
-              <w:rPr>
-                <w:sz w:val="18"/>
-              </w:rPr>
-              <w:t>18,5</w:t>
+              <w:t>120</w:t>
+            </w:r>
+          </w:p>
+        </w:tc>
+        <w:tc>
+          <w:tcPr>
+            <w:tcW w:type="dxa" w:w="2160"/>
+            <w:shd w:val="clear" w:color="auto" w:fill="FFFFFF"/>
+          </w:tcPr>
+          <w:p>
+            <w:r>
+              <w:rPr>
+                <w:sz w:val="18"/>
+              </w:rPr>
+              <w:t>16,7</w:t>
             </w:r>
           </w:p>
         </w:tc>
@@ -4166,21 +4166,21 @@
               <w:rPr>
                 <w:sz w:val="18"/>
               </w:rPr>
-              <w:t>108</w:t>
-            </w:r>
-          </w:p>
-        </w:tc>
-        <w:tc>
-          <w:tcPr>
-            <w:tcW w:type="dxa" w:w="2160"/>
-            <w:shd w:val="clear" w:color="auto" w:fill="F4F8F7"/>
-          </w:tcPr>
-          <w:p>
-            <w:r>
-              <w:rPr>
-                <w:sz w:val="18"/>
-              </w:rPr>
-              <w:t>18,5</w:t>
+              <w:t>120</w:t>
+            </w:r>
+          </w:p>
+        </w:tc>
+        <w:tc>
+          <w:tcPr>
+            <w:tcW w:type="dxa" w:w="2160"/>
+            <w:shd w:val="clear" w:color="auto" w:fill="F4F8F7"/>
+          </w:tcPr>
+          <w:p>
+            <w:r>
+              <w:rPr>
+                <w:sz w:val="18"/>
+              </w:rPr>
+              <w:t>16,7</w:t>
             </w:r>
           </w:p>
         </w:tc>
@@ -4224,21 +4224,21 @@
               <w:rPr>
                 <w:sz w:val="18"/>
               </w:rPr>
-              <w:t>108</w:t>
-            </w:r>
-          </w:p>
-        </w:tc>
-        <w:tc>
-          <w:tcPr>
-            <w:tcW w:type="dxa" w:w="2160"/>
-            <w:shd w:val="clear" w:color="auto" w:fill="FFFFFF"/>
-          </w:tcPr>
-          <w:p>
-            <w:r>
-              <w:rPr>
-                <w:sz w:val="18"/>
-              </w:rPr>
-              <w:t>17,6</w:t>
+              <w:t>120</w:t>
+            </w:r>
+          </w:p>
+        </w:tc>
+        <w:tc>
+          <w:tcPr>
+            <w:tcW w:type="dxa" w:w="2160"/>
+            <w:shd w:val="clear" w:color="auto" w:fill="FFFFFF"/>
+          </w:tcPr>
+          <w:p>
+            <w:r>
+              <w:rPr>
+                <w:sz w:val="18"/>
+              </w:rPr>
+              <w:t>15,8</w:t>
             </w:r>
           </w:p>
         </w:tc>
@@ -4282,21 +4282,21 @@
               <w:rPr>
                 <w:sz w:val="18"/>
               </w:rPr>
-              <w:t>108</w:t>
-            </w:r>
-          </w:p>
-        </w:tc>
-        <w:tc>
-          <w:tcPr>
-            <w:tcW w:type="dxa" w:w="2160"/>
-            <w:shd w:val="clear" w:color="auto" w:fill="F4F8F7"/>
-          </w:tcPr>
-          <w:p>
-            <w:r>
-              <w:rPr>
-                <w:sz w:val="18"/>
-              </w:rPr>
-              <w:t>17,6</w:t>
+              <w:t>120</w:t>
+            </w:r>
+          </w:p>
+        </w:tc>
+        <w:tc>
+          <w:tcPr>
+            <w:tcW w:type="dxa" w:w="2160"/>
+            <w:shd w:val="clear" w:color="auto" w:fill="F4F8F7"/>
+          </w:tcPr>
+          <w:p>
+            <w:r>
+              <w:rPr>
+                <w:sz w:val="18"/>
+              </w:rPr>
+              <w:t>15,8</w:t>
             </w:r>
           </w:p>
         </w:tc>
@@ -4340,21 +4340,21 @@
               <w:rPr>
                 <w:sz w:val="18"/>
               </w:rPr>
-              <w:t>108</w:t>
-            </w:r>
-          </w:p>
-        </w:tc>
-        <w:tc>
-          <w:tcPr>
-            <w:tcW w:type="dxa" w:w="2160"/>
-            <w:shd w:val="clear" w:color="auto" w:fill="FFFFFF"/>
-          </w:tcPr>
-          <w:p>
-            <w:r>
-              <w:rPr>
-                <w:sz w:val="18"/>
-              </w:rPr>
-              <w:t>17,6</w:t>
+              <w:t>120</w:t>
+            </w:r>
+          </w:p>
+        </w:tc>
+        <w:tc>
+          <w:tcPr>
+            <w:tcW w:type="dxa" w:w="2160"/>
+            <w:shd w:val="clear" w:color="auto" w:fill="FFFFFF"/>
+          </w:tcPr>
+          <w:p>
+            <w:r>
+              <w:rPr>
+                <w:sz w:val="18"/>
+              </w:rPr>
+              <w:t>15,8</w:t>
             </w:r>
           </w:p>
         </w:tc>
@@ -4398,21 +4398,21 @@
               <w:rPr>
                 <w:sz w:val="18"/>
               </w:rPr>
-              <w:t>108</w:t>
-            </w:r>
-          </w:p>
-        </w:tc>
-        <w:tc>
-          <w:tcPr>
-            <w:tcW w:type="dxa" w:w="2160"/>
-            <w:shd w:val="clear" w:color="auto" w:fill="F4F8F7"/>
-          </w:tcPr>
-          <w:p>
-            <w:r>
-              <w:rPr>
-                <w:sz w:val="18"/>
-              </w:rPr>
-              <w:t>16,7</w:t>
+              <w:t>120</w:t>
+            </w:r>
+          </w:p>
+        </w:tc>
+        <w:tc>
+          <w:tcPr>
+            <w:tcW w:type="dxa" w:w="2160"/>
+            <w:shd w:val="clear" w:color="auto" w:fill="F4F8F7"/>
+          </w:tcPr>
+          <w:p>
+            <w:r>
+              <w:rPr>
+                <w:sz w:val="18"/>
+              </w:rPr>
+              <w:t>15</w:t>
             </w:r>
           </w:p>
         </w:tc>
@@ -4456,21 +4456,21 @@
               <w:rPr>
                 <w:sz w:val="18"/>
               </w:rPr>
-              <w:t>108</w:t>
-            </w:r>
-          </w:p>
-        </w:tc>
-        <w:tc>
-          <w:tcPr>
-            <w:tcW w:type="dxa" w:w="2160"/>
-            <w:shd w:val="clear" w:color="auto" w:fill="FFFFFF"/>
-          </w:tcPr>
-          <w:p>
-            <w:r>
-              <w:rPr>
-                <w:sz w:val="18"/>
-              </w:rPr>
-              <w:t>16,7</w:t>
+              <w:t>120</w:t>
+            </w:r>
+          </w:p>
+        </w:tc>
+        <w:tc>
+          <w:tcPr>
+            <w:tcW w:type="dxa" w:w="2160"/>
+            <w:shd w:val="clear" w:color="auto" w:fill="FFFFFF"/>
+          </w:tcPr>
+          <w:p>
+            <w:r>
+              <w:rPr>
+                <w:sz w:val="18"/>
+              </w:rPr>
+              <w:t>15</w:t>
             </w:r>
           </w:p>
         </w:tc>
@@ -4514,21 +4514,21 @@
               <w:rPr>
                 <w:sz w:val="18"/>
               </w:rPr>
-              <w:t>108</w:t>
-            </w:r>
-          </w:p>
-        </w:tc>
-        <w:tc>
-          <w:tcPr>
-            <w:tcW w:type="dxa" w:w="2160"/>
-            <w:shd w:val="clear" w:color="auto" w:fill="F4F8F7"/>
-          </w:tcPr>
-          <w:p>
-            <w:r>
-              <w:rPr>
-                <w:sz w:val="18"/>
-              </w:rPr>
-              <w:t>16,7</w:t>
+              <w:t>120</w:t>
+            </w:r>
+          </w:p>
+        </w:tc>
+        <w:tc>
+          <w:tcPr>
+            <w:tcW w:type="dxa" w:w="2160"/>
+            <w:shd w:val="clear" w:color="auto" w:fill="F4F8F7"/>
+          </w:tcPr>
+          <w:p>
+            <w:r>
+              <w:rPr>
+                <w:sz w:val="18"/>
+              </w:rPr>
+              <w:t>15</w:t>
             </w:r>
           </w:p>
         </w:tc>
@@ -4572,21 +4572,21 @@
               <w:rPr>
                 <w:sz w:val="18"/>
               </w:rPr>
-              <w:t>108</w:t>
-            </w:r>
-          </w:p>
-        </w:tc>
-        <w:tc>
-          <w:tcPr>
-            <w:tcW w:type="dxa" w:w="2160"/>
-            <w:shd w:val="clear" w:color="auto" w:fill="FFFFFF"/>
-          </w:tcPr>
-          <w:p>
-            <w:r>
-              <w:rPr>
-                <w:sz w:val="18"/>
-              </w:rPr>
-              <w:t>15,7</w:t>
+              <w:t>120</w:t>
+            </w:r>
+          </w:p>
+        </w:tc>
+        <w:tc>
+          <w:tcPr>
+            <w:tcW w:type="dxa" w:w="2160"/>
+            <w:shd w:val="clear" w:color="auto" w:fill="FFFFFF"/>
+          </w:tcPr>
+          <w:p>
+            <w:r>
+              <w:rPr>
+                <w:sz w:val="18"/>
+              </w:rPr>
+              <w:t>14,2</w:t>
             </w:r>
           </w:p>
         </w:tc>
@@ -4630,21 +4630,21 @@
               <w:rPr>
                 <w:sz w:val="18"/>
               </w:rPr>
-              <w:t>108</w:t>
-            </w:r>
-          </w:p>
-        </w:tc>
-        <w:tc>
-          <w:tcPr>
-            <w:tcW w:type="dxa" w:w="2160"/>
-            <w:shd w:val="clear" w:color="auto" w:fill="F4F8F7"/>
-          </w:tcPr>
-          <w:p>
-            <w:r>
-              <w:rPr>
-                <w:sz w:val="18"/>
-              </w:rPr>
-              <w:t>15,7</w:t>
+              <w:t>120</w:t>
+            </w:r>
+          </w:p>
+        </w:tc>
+        <w:tc>
+          <w:tcPr>
+            <w:tcW w:type="dxa" w:w="2160"/>
+            <w:shd w:val="clear" w:color="auto" w:fill="F4F8F7"/>
+          </w:tcPr>
+          <w:p>
+            <w:r>
+              <w:rPr>
+                <w:sz w:val="18"/>
+              </w:rPr>
+              <w:t>14,2</w:t>
             </w:r>
           </w:p>
         </w:tc>
@@ -4688,21 +4688,21 @@
               <w:rPr>
                 <w:sz w:val="18"/>
               </w:rPr>
-              <w:t>108</w:t>
-            </w:r>
-          </w:p>
-        </w:tc>
-        <w:tc>
-          <w:tcPr>
-            <w:tcW w:type="dxa" w:w="2160"/>
-            <w:shd w:val="clear" w:color="auto" w:fill="FFFFFF"/>
-          </w:tcPr>
-          <w:p>
-            <w:r>
-              <w:rPr>
-                <w:sz w:val="18"/>
-              </w:rPr>
-              <w:t>14,8</w:t>
+              <w:t>120</w:t>
+            </w:r>
+          </w:p>
+        </w:tc>
+        <w:tc>
+          <w:tcPr>
+            <w:tcW w:type="dxa" w:w="2160"/>
+            <w:shd w:val="clear" w:color="auto" w:fill="FFFFFF"/>
+          </w:tcPr>
+          <w:p>
+            <w:r>
+              <w:rPr>
+                <w:sz w:val="18"/>
+              </w:rPr>
+              <w:t>13,3</w:t>
             </w:r>
           </w:p>
         </w:tc>
@@ -4746,21 +4746,21 @@
               <w:rPr>
                 <w:sz w:val="18"/>
               </w:rPr>
-              <w:t>108</w:t>
-            </w:r>
-          </w:p>
-        </w:tc>
-        <w:tc>
-          <w:tcPr>
-            <w:tcW w:type="dxa" w:w="2160"/>
-            <w:shd w:val="clear" w:color="auto" w:fill="F4F8F7"/>
-          </w:tcPr>
-          <w:p>
-            <w:r>
-              <w:rPr>
-                <w:sz w:val="18"/>
-              </w:rPr>
-              <w:t>14,8</w:t>
+              <w:t>120</w:t>
+            </w:r>
+          </w:p>
+        </w:tc>
+        <w:tc>
+          <w:tcPr>
+            <w:tcW w:type="dxa" w:w="2160"/>
+            <w:shd w:val="clear" w:color="auto" w:fill="F4F8F7"/>
+          </w:tcPr>
+          <w:p>
+            <w:r>
+              <w:rPr>
+                <w:sz w:val="18"/>
+              </w:rPr>
+              <w:t>13,3</w:t>
             </w:r>
           </w:p>
         </w:tc>
@@ -4804,21 +4804,21 @@
               <w:rPr>
                 <w:sz w:val="18"/>
               </w:rPr>
-              <w:t>108</w:t>
-            </w:r>
-          </w:p>
-        </w:tc>
-        <w:tc>
-          <w:tcPr>
-            <w:tcW w:type="dxa" w:w="2160"/>
-            <w:shd w:val="clear" w:color="auto" w:fill="FFFFFF"/>
-          </w:tcPr>
-          <w:p>
-            <w:r>
-              <w:rPr>
-                <w:sz w:val="18"/>
-              </w:rPr>
-              <w:t>12</w:t>
+              <w:t>120</w:t>
+            </w:r>
+          </w:p>
+        </w:tc>
+        <w:tc>
+          <w:tcPr>
+            <w:tcW w:type="dxa" w:w="2160"/>
+            <w:shd w:val="clear" w:color="auto" w:fill="FFFFFF"/>
+          </w:tcPr>
+          <w:p>
+            <w:r>
+              <w:rPr>
+                <w:sz w:val="18"/>
+              </w:rPr>
+              <w:t>10,8</w:t>
             </w:r>
           </w:p>
         </w:tc>
@@ -30071,7 +30071,7 @@
           <w:color w:val="64748B"/>
           <w:sz w:val="16"/>
         </w:rPr>
-        <w:t>Rapport généré automatiquement le 2026-06-10 15:18</w:t>
+        <w:t>Rapport généré automatiquement le 2026-06-11 12:43</w:t>
       </w:r>
     </w:p>
     <w:sectPr>
